--- a/courts/sixth-circuit/kentucky/federal/bankruptcy-eastern-district/motion-brief/usage/OUTPUT-motion-brief-2.docx
+++ b/courts/sixth-circuit/kentucky/federal/bankruptcy-eastern-district/motion-brief/usage/OUTPUT-motion-brief-2.docx
@@ -4,63 +4,179 @@
   <w:body>
     <w:p>
       <w:pPr>
-        <w:pStyle w:val="Centered"/>
+        <w:spacing w:before="0" w:after="0" w:line="280" w:lineRule="exact"/>
+        <w:ind w:left="0" w:firstLine="0"/>
+        <w:jc w:val="center"/>
       </w:pPr>
       <w:r>
         <w:rPr>
           <w:b/>
           <w:bCs/>
         </w:rPr>
-        <w:t xml:space="preserve">UNITED STATES BANKRUPTCY COURT</w:t>
-      </w:r>
-    </w:p>
-    <w:p>
-      <w:pPr>
-        <w:pStyle w:val="Centered"/>
-      </w:pPr>
+        <w:t xml:space="preserve">UNITED</w:t>
+      </w:r>
       <w:r>
         <w:rPr>
           <w:b/>
           <w:bCs/>
         </w:rPr>
-        <w:t xml:space="preserve">EASTERN DISTRICT OF KENTUCKY</w:t>
-      </w:r>
-    </w:p>
-    <w:p>
-      <w:pPr>
-        <w:pStyle w:val="Centered"/>
-      </w:pPr>
+        <w:t xml:space="preserve"> </w:t>
+      </w:r>
       <w:r>
         <w:rPr>
           <w:b/>
           <w:bCs/>
         </w:rPr>
-        <w:t xml:space="preserve">LEXINGTON DIVISION</w:t>
+        <w:t xml:space="preserve">STATES</w:t>
+      </w:r>
+      <w:r>
+        <w:rPr>
+          <w:b/>
+          <w:bCs/>
+        </w:rPr>
+        <w:t xml:space="preserve"> </w:t>
+      </w:r>
+      <w:r>
+        <w:rPr>
+          <w:b/>
+          <w:bCs/>
+        </w:rPr>
+        <w:t xml:space="preserve">BANKRUPTCY</w:t>
+      </w:r>
+      <w:r>
+        <w:rPr>
+          <w:b/>
+          <w:bCs/>
+        </w:rPr>
+        <w:t xml:space="preserve"> </w:t>
+      </w:r>
+      <w:r>
+        <w:rPr>
+          <w:b/>
+          <w:bCs/>
+        </w:rPr>
+        <w:t xml:space="preserve">COURT</w:t>
       </w:r>
     </w:p>
     <w:p>
       <w:pPr>
-        <w:pStyle w:val="Single"/>
-        <w:spacing w:before="0" w:after="480"/>
-      </w:pPr>
+        <w:spacing w:before="0" w:after="0" w:line="280" w:lineRule="exact"/>
+        <w:ind w:left="0" w:firstLine="0"/>
+        <w:jc w:val="center"/>
+      </w:pPr>
+      <w:r>
+        <w:rPr>
+          <w:b/>
+          <w:bCs/>
+        </w:rPr>
+        <w:t xml:space="preserve">EASTERN</w:t>
+      </w:r>
+      <w:r>
+        <w:rPr>
+          <w:b/>
+          <w:bCs/>
+        </w:rPr>
+        <w:t xml:space="preserve"> </w:t>
+      </w:r>
+      <w:r>
+        <w:rPr>
+          <w:b/>
+          <w:bCs/>
+        </w:rPr>
+        <w:t xml:space="preserve">DISTRICT</w:t>
+      </w:r>
+      <w:r>
+        <w:rPr>
+          <w:b/>
+          <w:bCs/>
+        </w:rPr>
+        <w:t xml:space="preserve"> </w:t>
+      </w:r>
+      <w:r>
+        <w:rPr>
+          <w:b/>
+          <w:bCs/>
+        </w:rPr>
+        <w:t xml:space="preserve">OF</w:t>
+      </w:r>
+      <w:r>
+        <w:rPr>
+          <w:b/>
+          <w:bCs/>
+        </w:rPr>
+        <w:t xml:space="preserve"> </w:t>
+      </w:r>
+      <w:r>
+        <w:rPr>
+          <w:b/>
+          <w:bCs/>
+        </w:rPr>
+        <w:t xml:space="preserve">KENTUCKY</w:t>
+      </w:r>
+    </w:p>
+    <w:p>
+      <w:pPr>
+        <w:spacing w:before="0" w:after="360" w:line="280" w:lineRule="exact"/>
+        <w:ind w:left="0" w:firstLine="0"/>
+        <w:jc w:val="center"/>
+      </w:pPr>
+      <w:r>
+        <w:rPr>
+          <w:b/>
+          <w:bCs/>
+        </w:rPr>
+        <w:t xml:space="preserve">LEXINGTON</w:t>
+      </w:r>
+      <w:r>
+        <w:rPr>
+          <w:b/>
+          <w:bCs/>
+        </w:rPr>
+        <w:t xml:space="preserve"> </w:t>
+      </w:r>
+      <w:r>
+        <w:rPr>
+          <w:b/>
+          <w:bCs/>
+        </w:rPr>
+        <w:t xml:space="preserve">DIVISION</w:t>
+      </w:r>
     </w:p>
     <w:tbl>
       <w:tblPr>
-        <w:tblStyle w:val="Table"/>
-        <w:tblW w:type="pct" w:w="5000"/>
+        <w:tblW w:w="9360" w:type="dxa"/>
         <w:tblLayout w:type="fixed"/>
-        <w:tblLook w:firstRow="0" w:lastRow="0" w:firstColumn="0" w:lastColumn="0" w:noHBand="0" w:noVBand="0" w:val="0000"/>
+        <w:tblCellMar>
+          <w:top w:w="0" w:type="dxa"/>
+          <w:left w:w="0" w:type="dxa"/>
+          <w:bottom w:w="0" w:type="dxa"/>
+          <w:right w:w="0" w:type="dxa"/>
+        </w:tblCellMar>
+        <w:tblLook w:val="0000" w:firstRow="0" w:lastRow="0" w:firstColumn="0" w:lastColumn="0" w:noHBand="0" w:noVBand="0"/>
       </w:tblPr>
       <w:tblGrid>
-        <w:gridCol w:w="4020"/>
-        <w:gridCol w:w="3899"/>
+        <w:gridCol w:w="4680"/>
+        <w:gridCol w:w="4680"/>
       </w:tblGrid>
       <w:tr>
+        <w:trPr>
+          <w:cantSplit/>
+        </w:trPr>
         <w:tc>
-          <w:tcPr/>
+          <w:tcPr>
+            <w:tcW w:w="4680" w:type="dxa"/>
+            <w:tcMar>
+              <w:top w:w="0" w:type="dxa"/>
+              <w:left w:w="0" w:type="dxa"/>
+              <w:bottom w:w="0" w:type="dxa"/>
+              <w:right w:w="288" w:type="dxa"/>
+            </w:tcMar>
+          </w:tcPr>
           <w:p>
             <w:pPr>
-              <w:pStyle w:val="Single"/>
+              <w:spacing w:before="0" w:after="0" w:line="280" w:lineRule="exact"/>
+              <w:ind w:left="0" w:firstLine="0"/>
+              <w:jc w:val="left"/>
             </w:pPr>
             <w:r>
               <w:t xml:space="preserve">In re:</w:t>
@@ -68,67 +184,154 @@
           </w:p>
           <w:p>
             <w:pPr>
-              <w:pStyle w:val="Single"/>
-              <w:spacing w:before="0" w:after="240"/>
+              <w:spacing w:before="120" w:after="0" w:line="280" w:lineRule="exact"/>
+              <w:ind w:left="0" w:firstLine="0"/>
+              <w:jc w:val="left"/>
             </w:pPr>
+            <w:r>
+              <w:t xml:space="preserve">EXAMPLE</w:t>
+            </w:r>
+            <w:r>
+              <w:t xml:space="preserve"> </w:t>
+            </w:r>
+            <w:r>
+              <w:t xml:space="preserve">HOLDINGS,</w:t>
+            </w:r>
+            <w:r>
+              <w:t xml:space="preserve"> </w:t>
+            </w:r>
+            <w:r>
+              <w:t xml:space="preserve">LLC,</w:t>
+            </w:r>
           </w:p>
           <w:p>
             <w:pPr>
-              <w:pStyle w:val="Single"/>
+              <w:spacing w:before="0" w:after="0" w:line="280" w:lineRule="exact"/>
+              <w:ind w:left="0" w:firstLine="0"/>
+              <w:jc w:val="left"/>
             </w:pPr>
             <w:r>
-              <w:t xml:space="preserve">EXAMPLE HOLDINGS, LLC,</w:t>
+              <w:t xml:space="preserve">Debtor.</w:t>
+            </w:r>
+          </w:p>
+        </w:tc>
+        <w:tc>
+          <w:tcPr>
+            <w:tcW w:w="4680" w:type="dxa"/>
+            <w:tcMar>
+              <w:top w:w="0" w:type="dxa"/>
+              <w:left w:w="288" w:type="dxa"/>
+              <w:bottom w:w="0" w:type="dxa"/>
+              <w:right w:w="0" w:type="dxa"/>
+            </w:tcMar>
+          </w:tcPr>
+          <w:p>
+            <w:pPr>
+              <w:spacing w:before="0" w:after="0" w:line="280" w:lineRule="exact"/>
+              <w:ind w:left="0" w:firstLine="0"/>
+              <w:jc w:val="left"/>
+            </w:pPr>
+            <w:r>
+              <w:t xml:space="preserve">Case No. 00</w:t>
+              <w:noBreakHyphen/>
+              <w:t xml:space="preserve">00000</w:t>
             </w:r>
           </w:p>
           <w:p>
             <w:pPr>
-              <w:pStyle w:val="CaptionDesignation"/>
+              <w:spacing w:before="120" w:after="0" w:line="280" w:lineRule="exact"/>
+              <w:ind w:left="0" w:firstLine="0"/>
+              <w:jc w:val="left"/>
             </w:pPr>
             <w:r>
-              <w:t xml:space="preserve">Debtor.</w:t>
-            </w:r>
-          </w:p>
-        </w:tc>
-        <w:tc>
-          <w:tcPr/>
-          <w:p>
-            <w:pPr>
-              <w:pStyle w:val="Single"/>
-            </w:pPr>
-            <w:r>
-              <w:t xml:space="preserve">Chapter 7</w:t>
-            </w:r>
-          </w:p>
-          <w:p>
-            <w:pPr>
-              <w:pStyle w:val="Single"/>
-              <w:spacing w:before="0" w:after="240"/>
-            </w:pPr>
-          </w:p>
-          <w:p>
-            <w:pPr>
-              <w:pStyle w:val="Single"/>
-            </w:pPr>
-            <w:r>
-              <w:t xml:space="preserve">Case No. 00-00000</w:t>
+              <w:t xml:space="preserve">Chapter</w:t>
+            </w:r>
+            <w:r>
+              <w:t xml:space="preserve"> </w:t>
+            </w:r>
+            <w:r>
+              <w:t xml:space="preserve">7</w:t>
             </w:r>
           </w:p>
         </w:tc>
       </w:tr>
       <w:tr>
+        <w:trPr>
+          <w:cantSplit/>
+        </w:trPr>
         <w:tc>
-          <w:tcPr/>
+          <w:tcPr>
+            <w:tcW w:w="4680" w:type="dxa"/>
+            <w:tcMar>
+              <w:top w:w="240" w:type="dxa"/>
+              <w:left w:w="0" w:type="dxa"/>
+              <w:bottom w:w="0" w:type="dxa"/>
+              <w:right w:w="288" w:type="dxa"/>
+            </w:tcMar>
+          </w:tcPr>
           <w:p>
             <w:pPr>
-              <w:pStyle w:val="Single"/>
+              <w:spacing w:before="0" w:after="0" w:line="280" w:lineRule="exact"/>
+              <w:ind w:left="0" w:firstLine="0"/>
+              <w:jc w:val="left"/>
             </w:pPr>
             <w:r>
-              <w:t xml:space="preserve">EXAMPLE TRUSTEE, in his capacity as Chapter 7 Trustee,</w:t>
+              <w:t xml:space="preserve">EXAMPLE</w:t>
+            </w:r>
+            <w:r>
+              <w:t xml:space="preserve"> </w:t>
+            </w:r>
+            <w:r>
+              <w:t xml:space="preserve">TRUSTEE,</w:t>
+            </w:r>
+            <w:r>
+              <w:t xml:space="preserve"> </w:t>
+            </w:r>
+            <w:r>
+              <w:t xml:space="preserve">in</w:t>
+            </w:r>
+            <w:r>
+              <w:t xml:space="preserve"> </w:t>
+            </w:r>
+            <w:r>
+              <w:t xml:space="preserve">his</w:t>
+            </w:r>
+            <w:r>
+              <w:t xml:space="preserve"> </w:t>
+            </w:r>
+            <w:r>
+              <w:t xml:space="preserve">capacity</w:t>
+            </w:r>
+            <w:r>
+              <w:t xml:space="preserve"> </w:t>
+            </w:r>
+            <w:r>
+              <w:t xml:space="preserve">as</w:t>
+            </w:r>
+            <w:r>
+              <w:t xml:space="preserve"> </w:t>
+            </w:r>
+            <w:r>
+              <w:t xml:space="preserve">Chapter</w:t>
+            </w:r>
+            <w:r>
+              <w:t xml:space="preserve"> </w:t>
+            </w:r>
+            <w:r>
+              <w:t xml:space="preserve">7</w:t>
+            </w:r>
+            <w:r>
+              <w:t xml:space="preserve"> </w:t>
+            </w:r>
+            <w:r>
+              <w:t xml:space="preserve">Trustee,</w:t>
             </w:r>
           </w:p>
           <w:p>
             <w:pPr>
-              <w:pStyle w:val="CaptionDesignation"/>
+              <w:spacing w:before="0" w:after="0" w:line="280" w:lineRule="exact"/>
+              <w:ind w:left="2592" w:firstLine="0"/>
+              <w:jc w:val="left"/>
             </w:pPr>
             <w:r>
               <w:t xml:space="preserve">Plaintiff,</w:t>
@@ -136,35 +339,41 @@
           </w:p>
           <w:p>
             <w:pPr>
-              <w:pStyle w:val="Single"/>
-              <w:spacing w:before="0" w:after="240"/>
+              <w:spacing w:before="120" w:after="120" w:line="280" w:lineRule="exact"/>
+              <w:ind w:left="0" w:firstLine="0"/>
+              <w:jc w:val="left"/>
             </w:pPr>
+            <w:r>
+              <w:t xml:space="preserve">v.</w:t>
+            </w:r>
           </w:p>
           <w:p>
             <w:pPr>
-              <w:pStyle w:val="Single"/>
+              <w:spacing w:before="0" w:after="0" w:line="280" w:lineRule="exact"/>
+              <w:ind w:left="0" w:firstLine="0"/>
+              <w:jc w:val="left"/>
             </w:pPr>
             <w:r>
-              <w:t xml:space="preserve">v.</w:t>
+              <w:t xml:space="preserve">EXAMPLE</w:t>
+            </w:r>
+            <w:r>
+              <w:t xml:space="preserve"> </w:t>
+            </w:r>
+            <w:r>
+              <w:t xml:space="preserve">CREDITOR,</w:t>
+            </w:r>
+            <w:r>
+              <w:t xml:space="preserve"> </w:t>
+            </w:r>
+            <w:r>
+              <w:t xml:space="preserve">INC.</w:t>
             </w:r>
           </w:p>
           <w:p>
             <w:pPr>
-              <w:pStyle w:val="Single"/>
-              <w:spacing w:before="0" w:after="240"/>
-            </w:pPr>
-          </w:p>
-          <w:p>
-            <w:pPr>
-              <w:pStyle w:val="Single"/>
-            </w:pPr>
-            <w:r>
-              <w:t xml:space="preserve">EXAMPLE CREDITOR, INC.</w:t>
-            </w:r>
-          </w:p>
-          <w:p>
-            <w:pPr>
-              <w:pStyle w:val="CaptionDesignation"/>
+              <w:spacing w:before="0" w:after="0" w:line="280" w:lineRule="exact"/>
+              <w:ind w:left="2592" w:firstLine="0"/>
+              <w:jc w:val="left"/>
             </w:pPr>
             <w:r>
               <w:t xml:space="preserve">Defendant.</w:t>
@@ -172,19 +381,25 @@
           </w:p>
         </w:tc>
         <w:tc>
-          <w:tcPr/>
+          <w:tcPr>
+            <w:tcW w:w="4680" w:type="dxa"/>
+            <w:tcMar>
+              <w:top w:w="240" w:type="dxa"/>
+              <w:left w:w="288" w:type="dxa"/>
+              <w:bottom w:w="0" w:type="dxa"/>
+              <w:right w:w="0" w:type="dxa"/>
+            </w:tcMar>
+          </w:tcPr>
           <w:p>
             <w:pPr>
-              <w:pStyle w:val="Single"/>
-              <w:spacing w:before="0" w:after="480"/>
+              <w:spacing w:before="0" w:after="0" w:line="280" w:lineRule="exact"/>
+              <w:ind w:left="0" w:firstLine="0"/>
+              <w:jc w:val="left"/>
             </w:pPr>
-          </w:p>
-          <w:p>
-            <w:pPr>
-              <w:pStyle w:val="Single"/>
-            </w:pPr>
-            <w:r>
-              <w:t xml:space="preserve">Adv. No. 00-0000</w:t>
+            <w:r>
+              <w:t xml:space="preserve">Adv. No. 00</w:t>
+              <w:noBreakHyphen/>
+              <w:t xml:space="preserve">0000</w:t>
             </w:r>
           </w:p>
         </w:tc>
@@ -192,90 +407,326 @@
     </w:tbl>
     <w:p>
       <w:pPr>
-        <w:pStyle w:val="Single"/>
-        <w:spacing w:before="0" w:after="240"/>
+        <w:spacing w:before="0" w:after="0" w:line="240" w:lineRule="exact"/>
+      </w:pPr>
+    </w:p>
+    <w:tbl>
+      <w:tblPr>
+        <w:tblW w:w="9360" w:type="dxa"/>
+        <w:tblLayout w:type="fixed"/>
+        <w:tblCellMar>
+          <w:top w:w="0" w:type="dxa"/>
+          <w:left w:w="0" w:type="dxa"/>
+          <w:bottom w:w="0" w:type="dxa"/>
+          <w:right w:w="0" w:type="dxa"/>
+        </w:tblCellMar>
+        <w:tblLook w:val="0000" w:firstRow="0" w:lastRow="0" w:firstColumn="0" w:lastColumn="0" w:noHBand="0" w:noVBand="0"/>
+      </w:tblPr>
+      <w:tblGrid>
+        <w:gridCol w:w="9360"/>
+      </w:tblGrid>
+      <w:tr>
+        <w:trPr>
+          <w:cantSplit/>
+        </w:trPr>
+        <w:tc>
+          <w:tcPr>
+            <w:tcW w:w="9360" w:type="dxa"/>
+            <w:tcBorders>
+              <w:top w:val="single" w:sz="6" w:space="0" w:color="000000"/>
+              <w:bottom w:val="single" w:sz="6" w:space="0" w:color="000000"/>
+            </w:tcBorders>
+            <w:tcMar>
+              <w:top w:w="105" w:type="dxa"/>
+              <w:left w:w="0" w:type="dxa"/>
+              <w:bottom w:w="105" w:type="dxa"/>
+              <w:right w:w="0" w:type="dxa"/>
+            </w:tcMar>
+          </w:tcPr>
+          <w:p>
+            <w:pPr>
+              <w:spacing w:before="0" w:after="0" w:line="280" w:lineRule="exact"/>
+              <w:ind w:left="0" w:firstLine="0"/>
+              <w:jc w:val="center"/>
+            </w:pPr>
+            <w:r>
+              <w:rPr>
+                <w:b/>
+                <w:bCs/>
+              </w:rPr>
+              <w:t xml:space="preserve">DEFENDANT’S</w:t>
+            </w:r>
+            <w:r>
+              <w:rPr>
+                <w:b/>
+                <w:bCs/>
+              </w:rPr>
+              <w:t xml:space="preserve"> </w:t>
+            </w:r>
+            <w:r>
+              <w:rPr>
+                <w:b/>
+                <w:bCs/>
+              </w:rPr>
+              <w:t xml:space="preserve">MOTION</w:t>
+            </w:r>
+            <w:r>
+              <w:rPr>
+                <w:b/>
+                <w:bCs/>
+              </w:rPr>
+              <w:t xml:space="preserve"> </w:t>
+            </w:r>
+            <w:r>
+              <w:rPr>
+                <w:b/>
+                <w:bCs/>
+              </w:rPr>
+              <w:t xml:space="preserve">TO</w:t>
+            </w:r>
+            <w:r>
+              <w:rPr>
+                <w:b/>
+                <w:bCs/>
+              </w:rPr>
+              <w:t xml:space="preserve"> </w:t>
+            </w:r>
+            <w:r>
+              <w:rPr>
+                <w:b/>
+                <w:bCs/>
+              </w:rPr>
+              <w:t xml:space="preserve">DISMISS</w:t>
+            </w:r>
+            <w:r>
+              <w:rPr>
+                <w:b/>
+                <w:bCs/>
+              </w:rPr>
+              <w:t xml:space="preserve"> </w:t>
+            </w:r>
+            <w:r>
+              <w:rPr>
+                <w:b/>
+                <w:bCs/>
+              </w:rPr>
+              <w:t xml:space="preserve">THE</w:t>
+            </w:r>
+            <w:r>
+              <w:rPr>
+                <w:b/>
+                <w:bCs/>
+              </w:rPr>
+              <w:t xml:space="preserve"> </w:t>
+            </w:r>
+            <w:r>
+              <w:rPr>
+                <w:b/>
+                <w:bCs/>
+              </w:rPr>
+              <w:t xml:space="preserve">COMPLAINT</w:t>
+            </w:r>
+            <w:r>
+              <w:rPr>
+                <w:b/>
+                <w:bCs/>
+              </w:rPr>
+              <w:t xml:space="preserve"> </w:t>
+            </w:r>
+            <w:r>
+              <w:rPr>
+                <w:b/>
+                <w:bCs/>
+              </w:rPr>
+              <w:t xml:space="preserve">AND</w:t>
+            </w:r>
+            <w:r>
+              <w:rPr>
+                <w:b/>
+                <w:bCs/>
+              </w:rPr>
+              <w:t xml:space="preserve"> </w:t>
+            </w:r>
+            <w:r>
+              <w:rPr>
+                <w:b/>
+                <w:bCs/>
+              </w:rPr>
+              <w:t xml:space="preserve">MEMORANDUM</w:t>
+            </w:r>
+            <w:r>
+              <w:rPr>
+                <w:b/>
+                <w:bCs/>
+              </w:rPr>
+              <w:t xml:space="preserve"> </w:t>
+            </w:r>
+            <w:r>
+              <w:rPr>
+                <w:b/>
+                <w:bCs/>
+              </w:rPr>
+              <w:t xml:space="preserve">IN</w:t>
+            </w:r>
+            <w:r>
+              <w:rPr>
+                <w:b/>
+                <w:bCs/>
+              </w:rPr>
+              <w:t xml:space="preserve"> </w:t>
+            </w:r>
+            <w:r>
+              <w:rPr>
+                <w:b/>
+                <w:bCs/>
+              </w:rPr>
+              <w:t xml:space="preserve">SUPPORT</w:t>
+            </w:r>
+          </w:p>
+        </w:tc>
+      </w:tr>
+    </w:tbl>
+    <w:p>
+      <w:pPr>
+        <w:spacing w:before="0" w:after="0" w:line="240" w:lineRule="exact"/>
       </w:pPr>
     </w:p>
     <w:p>
       <w:pPr>
-        <w:pStyle w:val="Centered"/>
-      </w:pPr>
-      <w:r>
-        <w:rPr>
-          <w:b/>
-          <w:bCs/>
-        </w:rPr>
-        <w:t xml:space="preserve">DEFENDANT’S MOTION TO DISMISS THE COMPLAINT</w:t>
+        <w:spacing w:before="0" w:after="0" w:line="280" w:lineRule="exact"/>
+        <w:ind w:left="0" w:firstLine="0"/>
+        <w:jc w:val="left"/>
+      </w:pPr>
+      <w:r>
+        <w:t xml:space="preserve">Hearing: </w:t>
+      </w:r>
+      <w:r>
+        <w:t xml:space="preserve">Thursday,</w:t>
+      </w:r>
+      <w:r>
+        <w:t xml:space="preserve"> </w:t>
+      </w:r>
+      <w:r>
+        <w:t xml:space="preserve">November</w:t>
+      </w:r>
+      <w:r>
+        <w:t xml:space="preserve"> </w:t>
+      </w:r>
+      <w:r>
+        <w:t xml:space="preserve">19,</w:t>
+      </w:r>
+      <w:r>
+        <w:t xml:space="preserve"> </w:t>
+      </w:r>
+      <w:r>
+        <w:t xml:space="preserve">2026</w:t>
       </w:r>
     </w:p>
     <w:p>
       <w:pPr>
-        <w:pStyle w:val="Centered"/>
-      </w:pPr>
-      <w:r>
-        <w:rPr>
-          <w:b/>
-          <w:bCs/>
-        </w:rPr>
-        <w:t xml:space="preserve">AND MEMORANDUM IN SUPPORT</w:t>
+        <w:spacing w:before="0" w:after="0" w:line="280" w:lineRule="exact"/>
+        <w:ind w:left="0" w:firstLine="0"/>
+        <w:jc w:val="left"/>
+      </w:pPr>
+      <w:r>
+        <w:t xml:space="preserve">Time: </w:t>
+      </w:r>
+      <w:r>
+        <w:t xml:space="preserve">10:00</w:t>
+      </w:r>
+      <w:r>
+        <w:t xml:space="preserve"> </w:t>
+      </w:r>
+      <w:r>
+        <w:t xml:space="preserve">a.m.</w:t>
+      </w:r>
+      <w:r>
+        <w:t xml:space="preserve"> </w:t>
+      </w:r>
+      <w:r>
+        <w:t xml:space="preserve">(Eastern)</w:t>
       </w:r>
     </w:p>
     <w:p>
       <w:pPr>
-        <w:pStyle w:val="Single"/>
-        <w:spacing w:before="0" w:after="240"/>
-      </w:pPr>
+        <w:spacing w:before="0" w:after="0" w:line="280" w:lineRule="exact"/>
+        <w:ind w:left="0" w:firstLine="0"/>
+        <w:jc w:val="left"/>
+      </w:pPr>
+      <w:r>
+        <w:t xml:space="preserve">Place: </w:t>
+      </w:r>
+      <w:r>
+        <w:t xml:space="preserve">Lexington</w:t>
+      </w:r>
+      <w:r>
+        <w:t xml:space="preserve"> </w:t>
+      </w:r>
+      <w:r>
+        <w:t xml:space="preserve">Courtroom,</w:t>
+      </w:r>
+      <w:r>
+        <w:t xml:space="preserve"> </w:t>
+      </w:r>
+      <w:r>
+        <w:t xml:space="preserve">1st</w:t>
+      </w:r>
+      <w:r>
+        <w:t xml:space="preserve"> </w:t>
+      </w:r>
+      <w:r>
+        <w:t xml:space="preserve">Floor</w:t>
+      </w:r>
+      <w:r>
+        <w:t xml:space="preserve"> </w:t>
+      </w:r>
+      <w:r>
+        <w:t xml:space="preserve">(fictional)</w:t>
+      </w:r>
     </w:p>
     <w:p>
       <w:pPr>
-        <w:pStyle w:val="Single"/>
-      </w:pPr>
-      <w:r>
-        <w:t xml:space="preserve">Hearing: Thursday, November 19, 2026</w:t>
+        <w:spacing w:before="0" w:after="240" w:line="280" w:lineRule="exact"/>
+        <w:ind w:left="0" w:firstLine="0"/>
+        <w:jc w:val="left"/>
+      </w:pPr>
+      <w:r>
+        <w:t xml:space="preserve">Objections due: </w:t>
+      </w:r>
+      <w:r>
+        <w:t xml:space="preserve">November</w:t>
+      </w:r>
+      <w:r>
+        <w:t xml:space="preserve"> </w:t>
+      </w:r>
+      <w:r>
+        <w:t xml:space="preserve">12,</w:t>
+      </w:r>
+      <w:r>
+        <w:t xml:space="preserve"> </w:t>
+      </w:r>
+      <w:r>
+        <w:t xml:space="preserve">2026</w:t>
+      </w:r>
+      <w:r>
+        <w:t xml:space="preserve"> </w:t>
+      </w:r>
+      <w:r>
+        <w:t xml:space="preserve">(fictional)</w:t>
       </w:r>
     </w:p>
     <w:p>
       <w:pPr>
-        <w:pStyle w:val="Single"/>
-      </w:pPr>
-      <w:r>
-        <w:t xml:space="preserve">Time: 10:00 a.m. (Eastern)</w:t>
-      </w:r>
-    </w:p>
-    <w:p>
-      <w:pPr>
-        <w:pStyle w:val="Single"/>
-      </w:pPr>
-      <w:r>
-        <w:t xml:space="preserve">Place: Lexington Courtroom, 1st Floor (fictional)</w:t>
-      </w:r>
-    </w:p>
-    <w:p>
-      <w:pPr>
-        <w:pStyle w:val="Single"/>
-      </w:pPr>
-      <w:r>
-        <w:t xml:space="preserve">Objections due: November 12, 2026 (fictional)</w:t>
-      </w:r>
-    </w:p>
-    <w:p>
-      <w:pPr>
-        <w:pStyle w:val="Single"/>
-        <w:spacing w:before="0" w:after="240"/>
-      </w:pPr>
-    </w:p>
-    <w:p>
-      <w:pPr>
-        <w:pStyle w:val="Single"/>
-        <w:spacing w:before="0" w:after="240"/>
-      </w:pPr>
-    </w:p>
-    <w:p>
-      <w:pPr>
-        <w:pStyle w:val="FirstParagraph"/>
-      </w:pPr>
-      <w:r>
-        <w:t xml:space="preserve">The Defendant moves under Federal Rule of Bankruptcy Procedure 9013 and Local Bankruptcy Rule 9013-1 for an order dismissing the Complaint for failure to state a claim, Federal Rule of Civil Procedure 12(b)(6) as made applicable by Rule 7012.</w:t>
+        <w:pStyle w:val="BodyTextNote"/>
+      </w:pPr>
+      <w:r>
+        <w:t xml:space="preserve">The Defendant moves under Federal Rule of Bankruptcy Procedure 9013 and Local Bankruptcy Rule 9013</w:t>
+      </w:r>
+      <w:r>
+        <w:noBreakHyphen/>
+      </w:r>
+      <w:r>
+        <w:t xml:space="preserve">1 for an order dismissing the Complaint for failure to state a claim, Federal Rule of Civil Procedure 12(b)⁠(6) as made applicable by Rule 7012.</w:t>
       </w:r>
       <w:r>
         <w:rPr>
@@ -288,43 +739,37 @@
       <w:pPr>
         <w:pStyle w:val="Heading1"/>
       </w:pPr>
-      <w:bookmarkStart w:id="10" w:name="_18fef08f8f6a4cc1109f735f487afc1f4c286fa"/>
       <w:r>
         <w:t xml:space="preserve">MEMORANDUM IN SUPPORT</w:t>
       </w:r>
-      <w:bookmarkEnd w:id="10"/>
     </w:p>
     <w:p>
       <w:pPr>
         <w:pStyle w:val="Heading2"/>
       </w:pPr>
-      <w:bookmarkStart w:id="11" w:name="_f990d51b53e36c17355a6666bd6589b8aa26857"/>
       <w:r>
         <w:t xml:space="preserve">I. Introduction</w:t>
       </w:r>
-      <w:bookmarkEnd w:id="11"/>
     </w:p>
     <w:p>
       <w:pPr>
-        <w:pStyle w:val="FirstParagraph"/>
-      </w:pPr>
-      <w:r>
-        <w:t xml:space="preserve">The Complaint seeks to avoid a transfer made more than two years before the petition date. The transfer falls outside the reach of 11 U.S.C. § 548(a)(1), and the Complaint pleads no facts that would bring it within any other avoidance provision.</w:t>
+        <w:pStyle w:val="BodyText"/>
+      </w:pPr>
+      <w:r>
+        <w:t xml:space="preserve">The Complaint seeks to avoid a transfer made more than two years before the petition date. The transfer falls outside the reach of 11 U.S.C. § 548(a)⁠(1), and the Complaint pleads no facts that would bring it within any other avoidance provision.</w:t>
       </w:r>
     </w:p>
     <w:p>
       <w:pPr>
         <w:pStyle w:val="Heading2"/>
       </w:pPr>
-      <w:bookmarkStart w:id="12" w:name="_00c048a9d6e25db3ceb12cd62d334dc977ce841"/>
       <w:r>
         <w:t xml:space="preserve">II. Background</w:t>
       </w:r>
-      <w:bookmarkEnd w:id="12"/>
     </w:p>
     <w:p>
       <w:pPr>
-        <w:pStyle w:val="FirstParagraph"/>
+        <w:pStyle w:val="BodyText"/>
       </w:pPr>
       <w:r>
         <w:t xml:space="preserve">The Debtor filed a voluntary petition under chapter 7 on a fictional date. The Plaintiff, as trustee, filed this adversary proceeding on a fictional date and pleads two counts.</w:t>
@@ -334,32 +779,34 @@
       <w:pPr>
         <w:pStyle w:val="Heading3"/>
       </w:pPr>
-      <w:bookmarkStart w:id="13" w:name="_9c2ee57601e1bd3edf335a41bdde314780ee122"/>
       <w:r>
         <w:t xml:space="preserve">A. The Complaint</w:t>
       </w:r>
-      <w:bookmarkEnd w:id="13"/>
     </w:p>
     <w:p>
       <w:pPr>
-        <w:pStyle w:val="Compact"/>
-        <w:numPr>
-          <w:ilvl w:val="0"/>
-          <w:numId w:val="1001"/>
-        </w:numPr>
-      </w:pPr>
+        <w:pStyle w:val="NumberedPara"/>
+      </w:pPr>
+      <w:r>
+        <w:t xml:space="preserve">1.</w:t>
+      </w:r>
+      <w:r>
+        <w:tab/>
+      </w:r>
       <w:r>
         <w:t xml:space="preserve">Count I seeks avoidance under section 548.</w:t>
       </w:r>
     </w:p>
     <w:p>
       <w:pPr>
-        <w:pStyle w:val="Compact"/>
-        <w:numPr>
-          <w:ilvl w:val="0"/>
-          <w:numId w:val="1001"/>
-        </w:numPr>
-      </w:pPr>
+        <w:pStyle w:val="NumberedPara"/>
+      </w:pPr>
+      <w:r>
+        <w:t xml:space="preserve">2.</w:t>
+      </w:r>
+      <w:r>
+        <w:tab/>
+      </w:r>
       <w:r>
         <w:t xml:space="preserve">Count II seeks recovery under section 550.</w:t>
       </w:r>
@@ -368,25 +815,21 @@
       <w:pPr>
         <w:pStyle w:val="Heading2"/>
       </w:pPr>
-      <w:bookmarkStart w:id="14" w:name="_c0cd3b449363a3c45754fc2afcd130ad0da2a85"/>
       <w:r>
         <w:t xml:space="preserve">III. Argument</w:t>
       </w:r>
-      <w:bookmarkEnd w:id="14"/>
     </w:p>
     <w:p>
       <w:pPr>
         <w:pStyle w:val="Heading3"/>
       </w:pPr>
-      <w:bookmarkStart w:id="15" w:name="_6e9f231e679ad193f162de045ab647d888a0b21"/>
       <w:r>
         <w:t xml:space="preserve">A. The Complaint does not plead a transfer within the look-back period</w:t>
       </w:r>
-      <w:bookmarkEnd w:id="15"/>
     </w:p>
     <w:p>
       <w:pPr>
-        <w:pStyle w:val="FirstParagraph"/>
+        <w:pStyle w:val="BodyText"/>
       </w:pPr>
       <w:r>
         <w:t xml:space="preserve">A complaint must contain enough facts to state a claim that is plausible on its face.</w:t>
@@ -409,15 +852,13 @@
       <w:pPr>
         <w:pStyle w:val="Heading3"/>
       </w:pPr>
-      <w:bookmarkStart w:id="16" w:name="_c72035017bb0059e181ba871e357e145263b8e9"/>
       <w:r>
         <w:t xml:space="preserve">B. Count II depends on Count I</w:t>
       </w:r>
-      <w:bookmarkEnd w:id="16"/>
     </w:p>
     <w:p>
       <w:pPr>
-        <w:pStyle w:val="FirstParagraph"/>
+        <w:pStyle w:val="BodyText"/>
       </w:pPr>
       <w:r>
         <w:t xml:space="preserve">Recovery under section 550 requires an avoidable transfer. Without Count I, Count II has nothing to rest on.</w:t>
@@ -427,111 +868,276 @@
       <w:pPr>
         <w:pStyle w:val="Heading2"/>
       </w:pPr>
-      <w:bookmarkStart w:id="17" w:name="_d9718092ed972738214814b0e6aeea6c78c8083"/>
       <w:r>
         <w:t xml:space="preserve">IV. Conclusion</w:t>
       </w:r>
-      <w:bookmarkEnd w:id="17"/>
     </w:p>
     <w:p>
       <w:pPr>
-        <w:pStyle w:val="FirstParagraph"/>
+        <w:pStyle w:val="BodyText"/>
       </w:pPr>
       <w:r>
         <w:t xml:space="preserve">The Court should dismiss the Complaint.</w:t>
       </w:r>
     </w:p>
+    <w:tbl>
+      <w:tblPr>
+        <w:tblW w:w="9360" w:type="dxa"/>
+        <w:tblLayout w:type="fixed"/>
+        <w:tblCellMar>
+          <w:top w:w="0" w:type="dxa"/>
+          <w:left w:w="0" w:type="dxa"/>
+          <w:bottom w:w="0" w:type="dxa"/>
+          <w:right w:w="0" w:type="dxa"/>
+        </w:tblCellMar>
+        <w:tblLook w:val="0000" w:firstRow="0" w:lastRow="0" w:firstColumn="0" w:lastColumn="0" w:noHBand="0" w:noVBand="0"/>
+      </w:tblPr>
+      <w:tblGrid>
+        <w:gridCol w:w="4680"/>
+        <w:gridCol w:w="4680"/>
+      </w:tblGrid>
+      <w:tr>
+        <w:trPr>
+          <w:cantSplit/>
+        </w:trPr>
+        <w:tc>
+          <w:tcPr>
+            <w:tcW w:w="4680" w:type="dxa"/>
+          </w:tcPr>
+          <w:p>
+            <w:pPr>
+              <w:spacing w:before="0" w:after="0" w:line="280" w:lineRule="exact"/>
+              <w:ind w:left="0" w:firstLine="0"/>
+              <w:jc w:val="left"/>
+            </w:pPr>
+          </w:p>
+        </w:tc>
+        <w:tc>
+          <w:tcPr>
+            <w:tcW w:w="4680" w:type="dxa"/>
+          </w:tcPr>
+          <w:p>
+            <w:pPr>
+              <w:spacing w:before="0" w:after="240" w:line="280" w:lineRule="exact"/>
+              <w:ind w:left="0" w:firstLine="0"/>
+              <w:jc w:val="left"/>
+            </w:pPr>
+            <w:r>
+              <w:t xml:space="preserve">Respectfully Submitted,</w:t>
+            </w:r>
+          </w:p>
+          <w:p>
+            <w:pPr>
+              <w:pBdr>
+                <w:bottom w:val="single" w:sz="6" w:space="0" w:color="000000"/>
+              </w:pBdr>
+              <w:spacing w:before="0" w:after="0" w:line="280" w:lineRule="exact"/>
+              <w:ind w:left="0" w:firstLine="0"/>
+              <w:jc w:val="left"/>
+            </w:pPr>
+            <w:r>
+              <w:t xml:space="preserve">/s/ </w:t>
+            </w:r>
+            <w:r>
+              <w:t xml:space="preserve">Jane</w:t>
+            </w:r>
+            <w:r>
+              <w:t xml:space="preserve"> </w:t>
+            </w:r>
+            <w:r>
+              <w:t xml:space="preserve">Q.</w:t>
+            </w:r>
+            <w:r>
+              <w:t xml:space="preserve"> </w:t>
+            </w:r>
+            <w:r>
+              <w:t xml:space="preserve">Example</w:t>
+            </w:r>
+          </w:p>
+          <w:p>
+            <w:pPr>
+              <w:spacing w:before="0" w:after="0" w:line="280" w:lineRule="exact"/>
+              <w:ind w:left="0" w:firstLine="0"/>
+              <w:jc w:val="left"/>
+            </w:pPr>
+            <w:r>
+              <w:t xml:space="preserve">EXAMPLE</w:t>
+            </w:r>
+            <w:r>
+              <w:t xml:space="preserve"> </w:t>
+            </w:r>
+            <w:r>
+              <w:t xml:space="preserve">LAW</w:t>
+            </w:r>
+            <w:r>
+              <w:t xml:space="preserve"> </w:t>
+            </w:r>
+            <w:r>
+              <w:t xml:space="preserve">OFFICE,</w:t>
+            </w:r>
+            <w:r>
+              <w:t xml:space="preserve"> </w:t>
+            </w:r>
+            <w:r>
+              <w:t xml:space="preserve">PLLC</w:t>
+            </w:r>
+          </w:p>
+          <w:p>
+            <w:pPr>
+              <w:spacing w:before="0" w:after="0" w:line="280" w:lineRule="exact"/>
+              <w:ind w:left="0" w:firstLine="0"/>
+              <w:jc w:val="left"/>
+            </w:pPr>
+            <w:r>
+              <w:t xml:space="preserve">Jane</w:t>
+            </w:r>
+            <w:r>
+              <w:t xml:space="preserve"> </w:t>
+            </w:r>
+            <w:r>
+              <w:t xml:space="preserve">Q.</w:t>
+            </w:r>
+            <w:r>
+              <w:t xml:space="preserve"> </w:t>
+            </w:r>
+            <w:r>
+              <w:t xml:space="preserve">Example,</w:t>
+            </w:r>
+            <w:r>
+              <w:t xml:space="preserve"> </w:t>
+            </w:r>
+            <w:r>
+              <w:t xml:space="preserve">Esq.</w:t>
+            </w:r>
+          </w:p>
+          <w:p>
+            <w:pPr>
+              <w:spacing w:before="0" w:after="0" w:line="280" w:lineRule="exact"/>
+              <w:ind w:left="0" w:firstLine="0"/>
+              <w:jc w:val="left"/>
+            </w:pPr>
+            <w:r>
+              <w:t xml:space="preserve">100</w:t>
+            </w:r>
+            <w:r>
+              <w:t xml:space="preserve"> </w:t>
+            </w:r>
+            <w:r>
+              <w:t xml:space="preserve">Example</w:t>
+            </w:r>
+            <w:r>
+              <w:t xml:space="preserve"> </w:t>
+            </w:r>
+            <w:r>
+              <w:t xml:space="preserve">Street,</w:t>
+            </w:r>
+            <w:r>
+              <w:t xml:space="preserve"> </w:t>
+            </w:r>
+            <w:r>
+              <w:t xml:space="preserve">Suite</w:t>
+            </w:r>
+            <w:r>
+              <w:t xml:space="preserve"> </w:t>
+            </w:r>
+            <w:r>
+              <w:t xml:space="preserve">200</w:t>
+            </w:r>
+          </w:p>
+          <w:p>
+            <w:pPr>
+              <w:spacing w:before="0" w:after="0" w:line="280" w:lineRule="exact"/>
+              <w:ind w:left="0" w:firstLine="0"/>
+              <w:jc w:val="left"/>
+            </w:pPr>
+            <w:r>
+              <w:t xml:space="preserve">Lexington,</w:t>
+            </w:r>
+            <w:r>
+              <w:t xml:space="preserve"> </w:t>
+            </w:r>
+            <w:r>
+              <w:t xml:space="preserve">KY</w:t>
+            </w:r>
+            <w:r>
+              <w:t xml:space="preserve"> </w:t>
+            </w:r>
+            <w:r>
+              <w:t xml:space="preserve">40500</w:t>
+            </w:r>
+          </w:p>
+          <w:p>
+            <w:pPr>
+              <w:spacing w:before="0" w:after="0" w:line="280" w:lineRule="exact"/>
+              <w:ind w:left="0" w:firstLine="0"/>
+              <w:jc w:val="left"/>
+            </w:pPr>
+            <w:r>
+              <w:t xml:space="preserve">Telephone:</w:t>
+            </w:r>
+            <w:r>
+              <w:t xml:space="preserve"> </w:t>
+            </w:r>
+            <w:r>
+              <w:t xml:space="preserve">(000)</w:t>
+            </w:r>
+            <w:r>
+              <w:t xml:space="preserve"> </w:t>
+            </w:r>
+            <w:r>
+              <w:t xml:space="preserve">000</w:t>
+              <w:noBreakHyphen/>
+              <w:t xml:space="preserve">0000</w:t>
+            </w:r>
+          </w:p>
+          <w:p>
+            <w:pPr>
+              <w:spacing w:before="0" w:after="0" w:line="280" w:lineRule="exact"/>
+              <w:ind w:left="0" w:firstLine="0"/>
+              <w:jc w:val="left"/>
+            </w:pPr>
+            <w:r>
+              <w:t xml:space="preserve">Email:</w:t>
+            </w:r>
+            <w:r>
+              <w:t xml:space="preserve"> </w:t>
+            </w:r>
+            <w:r>
+              <w:t xml:space="preserve">jane@example.invalid</w:t>
+            </w:r>
+          </w:p>
+          <w:p>
+            <w:pPr>
+              <w:spacing w:before="0" w:after="0" w:line="280" w:lineRule="exact"/>
+              <w:ind w:left="0" w:firstLine="0"/>
+              <w:jc w:val="left"/>
+            </w:pPr>
+            <w:r>
+              <w:t xml:space="preserve">Counsel</w:t>
+            </w:r>
+            <w:r>
+              <w:t xml:space="preserve"> </w:t>
+            </w:r>
+            <w:r>
+              <w:t xml:space="preserve">for</w:t>
+            </w:r>
+            <w:r>
+              <w:t xml:space="preserve"> </w:t>
+            </w:r>
+            <w:r>
+              <w:t xml:space="preserve">Defendant</w:t>
+            </w:r>
+          </w:p>
+        </w:tc>
+      </w:tr>
+    </w:tbl>
     <w:p>
       <w:pPr>
-        <w:pStyle w:val="Signature"/>
-        <w:spacing w:before="0" w:after="480"/>
-      </w:pPr>
-    </w:p>
-    <w:p>
-      <w:pPr>
-        <w:pStyle w:val="BodyText"/>
-      </w:pPr>
-      <w:r>
-        <w:t xml:space="preserve">Dated: October 14, 2026</w:t>
-      </w:r>
-      <w:r>
-        <w:tab/>
-      </w:r>
-      <w:r>
-        <w:t xml:space="preserve">EXAMPLE LAW OFFICE, PLLC</w:t>
-      </w:r>
-    </w:p>
-    <w:p>
-      <w:pPr>
-        <w:pStyle w:val="SignatureBlock"/>
-        <w:spacing w:before="0" w:after="480"/>
-      </w:pPr>
-    </w:p>
-    <w:p>
-      <w:pPr>
-        <w:pStyle w:val="SignatureBlock"/>
-      </w:pPr>
-      <w:r>
-        <w:t xml:space="preserve">By: /s/ Jane Q. Example</w:t>
-      </w:r>
-    </w:p>
-    <w:p>
-      <w:pPr>
-        <w:pStyle w:val="SignatureBlock"/>
-      </w:pPr>
-      <w:r>
-        <w:t xml:space="preserve">Jane Q. Example, Esq.</w:t>
-      </w:r>
-    </w:p>
-    <w:p>
-      <w:pPr>
-        <w:pStyle w:val="SignatureBlock"/>
-      </w:pPr>
-      <w:r>
-        <w:t xml:space="preserve">100 Example Street, Suite 200</w:t>
-      </w:r>
-    </w:p>
-    <w:p>
-      <w:pPr>
-        <w:pStyle w:val="SignatureBlock"/>
-      </w:pPr>
-      <w:r>
-        <w:t xml:space="preserve">Lexington, KY 40500</w:t>
-      </w:r>
-    </w:p>
-    <w:p>
-      <w:pPr>
-        <w:pStyle w:val="SignatureBlock"/>
-      </w:pPr>
-      <w:r>
-        <w:t xml:space="preserve">Telephone: (000) 000-0000</w:t>
-      </w:r>
-    </w:p>
-    <w:p>
-      <w:pPr>
-        <w:pStyle w:val="SignatureBlock"/>
-      </w:pPr>
-      <w:r>
-        <w:t xml:space="preserve">Email: jane@example.invalid</w:t>
-      </w:r>
-    </w:p>
-    <w:p>
-      <w:pPr>
-        <w:pStyle w:val="SignatureBlock"/>
-      </w:pPr>
-      <w:r>
-        <w:t xml:space="preserve">Counsel for Defendant</w:t>
-      </w:r>
-    </w:p>
-    <w:p>
-      <w:pPr>
-        <w:pStyle w:val="Single"/>
-        <w:spacing w:before="0" w:after="480"/>
-      </w:pPr>
-    </w:p>
-    <w:p>
-      <w:pPr>
-        <w:pStyle w:val="Centered"/>
+        <w:keepNext/>
+        <w:keepLines/>
+        <w:spacing w:before="240" w:after="240" w:line="280" w:lineRule="exact"/>
+        <w:ind w:left="0" w:firstLine="0"/>
+        <w:jc w:val="center"/>
       </w:pPr>
       <w:r>
         <w:rPr>
@@ -543,39 +1149,537 @@
     </w:p>
     <w:p>
       <w:pPr>
-        <w:pStyle w:val="BodyText"/>
-      </w:pPr>
-      <w:r>
-        <w:t xml:space="preserve">I certify that on the date above, I electronically filed the foregoing with the Clerk of Court using the CM/ECF system, which will send notification of the filing to all parties who have appeared, and that I served the foregoing on the Plaintiff by first-class mail (fictional).</w:t>
+        <w:keepNext/>
+        <w:keepLines/>
+        <w:spacing w:before="0" w:after="120" w:line="280" w:lineRule="exact"/>
+        <w:ind w:left="0" w:firstLine="0"/>
+        <w:jc w:val="left"/>
+      </w:pPr>
+      <w:r>
+        <w:t xml:space="preserve">I</w:t>
+      </w:r>
+      <w:r>
+        <w:t xml:space="preserve"> </w:t>
+      </w:r>
+      <w:r>
+        <w:t xml:space="preserve">certify</w:t>
+      </w:r>
+      <w:r>
+        <w:t xml:space="preserve"> </w:t>
+      </w:r>
+      <w:r>
+        <w:t xml:space="preserve">that</w:t>
+      </w:r>
+      <w:r>
+        <w:t xml:space="preserve"> </w:t>
+      </w:r>
+      <w:r>
+        <w:t xml:space="preserve">on</w:t>
+      </w:r>
+      <w:r>
+        <w:t xml:space="preserve"> </w:t>
+      </w:r>
+      <w:r>
+        <w:t xml:space="preserve">the</w:t>
+      </w:r>
+      <w:r>
+        <w:t xml:space="preserve"> </w:t>
+      </w:r>
+      <w:r>
+        <w:t xml:space="preserve">date</w:t>
+      </w:r>
+      <w:r>
+        <w:t xml:space="preserve"> </w:t>
+      </w:r>
+      <w:r>
+        <w:t xml:space="preserve">above,</w:t>
+      </w:r>
+      <w:r>
+        <w:t xml:space="preserve"> </w:t>
+      </w:r>
+      <w:r>
+        <w:t xml:space="preserve">I</w:t>
+      </w:r>
+      <w:r>
+        <w:t xml:space="preserve"> </w:t>
+      </w:r>
+      <w:r>
+        <w:t xml:space="preserve">electronically</w:t>
+      </w:r>
+      <w:r>
+        <w:t xml:space="preserve"> </w:t>
+      </w:r>
+      <w:r>
+        <w:t xml:space="preserve">filed</w:t>
+      </w:r>
+      <w:r>
+        <w:t xml:space="preserve"> </w:t>
+      </w:r>
+      <w:r>
+        <w:t xml:space="preserve">the</w:t>
+      </w:r>
+      <w:r>
+        <w:t xml:space="preserve"> </w:t>
+      </w:r>
+      <w:r>
+        <w:t xml:space="preserve">foregoing</w:t>
+      </w:r>
+      <w:r>
+        <w:t xml:space="preserve"> </w:t>
+      </w:r>
+      <w:r>
+        <w:t xml:space="preserve">with</w:t>
+      </w:r>
+      <w:r>
+        <w:t xml:space="preserve"> </w:t>
+      </w:r>
+      <w:r>
+        <w:t xml:space="preserve">the</w:t>
+      </w:r>
+      <w:r>
+        <w:t xml:space="preserve"> </w:t>
+      </w:r>
+      <w:r>
+        <w:t xml:space="preserve">Clerk</w:t>
+      </w:r>
+      <w:r>
+        <w:t xml:space="preserve"> </w:t>
+      </w:r>
+      <w:r>
+        <w:t xml:space="preserve">of</w:t>
+      </w:r>
+      <w:r>
+        <w:t xml:space="preserve"> </w:t>
+      </w:r>
+      <w:r>
+        <w:t xml:space="preserve">Court</w:t>
+      </w:r>
+      <w:r>
+        <w:t xml:space="preserve"> </w:t>
+      </w:r>
+      <w:r>
+        <w:t xml:space="preserve">using</w:t>
+      </w:r>
+      <w:r>
+        <w:t xml:space="preserve"> </w:t>
+      </w:r>
+      <w:r>
+        <w:t xml:space="preserve">the</w:t>
+      </w:r>
+      <w:r>
+        <w:t xml:space="preserve"> </w:t>
+      </w:r>
+      <w:r>
+        <w:t xml:space="preserve">CM/​ECF</w:t>
+      </w:r>
+      <w:r>
+        <w:t xml:space="preserve"> </w:t>
+      </w:r>
+      <w:r>
+        <w:t xml:space="preserve">system,</w:t>
+      </w:r>
+      <w:r>
+        <w:t xml:space="preserve"> </w:t>
+      </w:r>
+      <w:r>
+        <w:t xml:space="preserve">which</w:t>
+      </w:r>
+      <w:r>
+        <w:t xml:space="preserve"> </w:t>
+      </w:r>
+      <w:r>
+        <w:t xml:space="preserve">will</w:t>
+      </w:r>
+      <w:r>
+        <w:t xml:space="preserve"> </w:t>
+      </w:r>
+      <w:r>
+        <w:t xml:space="preserve">send</w:t>
+      </w:r>
+      <w:r>
+        <w:t xml:space="preserve"> </w:t>
+      </w:r>
+      <w:r>
+        <w:t xml:space="preserve">notification</w:t>
+      </w:r>
+      <w:r>
+        <w:t xml:space="preserve"> </w:t>
+      </w:r>
+      <w:r>
+        <w:t xml:space="preserve">of</w:t>
+      </w:r>
+      <w:r>
+        <w:t xml:space="preserve"> </w:t>
+      </w:r>
+      <w:r>
+        <w:t xml:space="preserve">the</w:t>
+      </w:r>
+      <w:r>
+        <w:t xml:space="preserve"> </w:t>
+      </w:r>
+      <w:r>
+        <w:t xml:space="preserve">filing</w:t>
+      </w:r>
+      <w:r>
+        <w:t xml:space="preserve"> </w:t>
+      </w:r>
+      <w:r>
+        <w:t xml:space="preserve">to</w:t>
+      </w:r>
+      <w:r>
+        <w:t xml:space="preserve"> </w:t>
+      </w:r>
+      <w:r>
+        <w:t xml:space="preserve">all</w:t>
+      </w:r>
+      <w:r>
+        <w:t xml:space="preserve"> </w:t>
+      </w:r>
+      <w:r>
+        <w:t xml:space="preserve">parties</w:t>
+      </w:r>
+      <w:r>
+        <w:t xml:space="preserve"> </w:t>
+      </w:r>
+      <w:r>
+        <w:t xml:space="preserve">who</w:t>
+      </w:r>
+      <w:r>
+        <w:t xml:space="preserve"> </w:t>
+      </w:r>
+      <w:r>
+        <w:t xml:space="preserve">have</w:t>
+      </w:r>
+      <w:r>
+        <w:t xml:space="preserve"> </w:t>
+      </w:r>
+      <w:r>
+        <w:t xml:space="preserve">appeared,</w:t>
+      </w:r>
+      <w:r>
+        <w:t xml:space="preserve"> </w:t>
+      </w:r>
+      <w:r>
+        <w:t xml:space="preserve">and</w:t>
+      </w:r>
+      <w:r>
+        <w:t xml:space="preserve"> </w:t>
+      </w:r>
+      <w:r>
+        <w:t xml:space="preserve">that</w:t>
+      </w:r>
+      <w:r>
+        <w:t xml:space="preserve"> </w:t>
+      </w:r>
+      <w:r>
+        <w:t xml:space="preserve">I</w:t>
+      </w:r>
+      <w:r>
+        <w:t xml:space="preserve"> </w:t>
+      </w:r>
+      <w:r>
+        <w:t xml:space="preserve">served</w:t>
+      </w:r>
+      <w:r>
+        <w:t xml:space="preserve"> </w:t>
+      </w:r>
+      <w:r>
+        <w:t xml:space="preserve">the</w:t>
+      </w:r>
+      <w:r>
+        <w:t xml:space="preserve"> </w:t>
+      </w:r>
+      <w:r>
+        <w:t xml:space="preserve">foregoing</w:t>
+      </w:r>
+      <w:r>
+        <w:t xml:space="preserve"> </w:t>
+      </w:r>
+      <w:r>
+        <w:t xml:space="preserve">on</w:t>
+      </w:r>
+      <w:r>
+        <w:t xml:space="preserve"> </w:t>
+      </w:r>
+      <w:r>
+        <w:t xml:space="preserve">the</w:t>
+      </w:r>
+      <w:r>
+        <w:t xml:space="preserve"> </w:t>
+      </w:r>
+      <w:r>
+        <w:t xml:space="preserve">Plaintiff</w:t>
+      </w:r>
+      <w:r>
+        <w:t xml:space="preserve"> </w:t>
+      </w:r>
+      <w:r>
+        <w:t xml:space="preserve">by</w:t>
+      </w:r>
+      <w:r>
+        <w:t xml:space="preserve"> </w:t>
+      </w:r>
+      <w:r>
+        <w:t xml:space="preserve">first-class</w:t>
+      </w:r>
+      <w:r>
+        <w:t xml:space="preserve"> </w:t>
+      </w:r>
+      <w:r>
+        <w:t xml:space="preserve">mail</w:t>
+      </w:r>
+      <w:r>
+        <w:t xml:space="preserve"> </w:t>
+      </w:r>
+      <w:r>
+        <w:t xml:space="preserve">(fictional).</w:t>
       </w:r>
     </w:p>
-    <w:p>
-      <w:pPr>
-        <w:pStyle w:val="Signature"/>
-        <w:spacing w:before="0" w:after="480"/>
-      </w:pPr>
-    </w:p>
-    <w:p>
-      <w:pPr>
-        <w:pStyle w:val="BodyText"/>
-      </w:pPr>
-      <w:r>
-        <w:t xml:space="preserve">Dated: October 14, 2026</w:t>
-      </w:r>
-      <w:r>
-        <w:tab/>
-      </w:r>
-      <w:r>
-        <w:t xml:space="preserve">By: /s/ Jane Q. Example</w:t>
-      </w:r>
-    </w:p>
+    <w:tbl>
+      <w:tblPr>
+        <w:tblW w:w="9360" w:type="dxa"/>
+        <w:tblLayout w:type="fixed"/>
+        <w:tblCellMar>
+          <w:top w:w="0" w:type="dxa"/>
+          <w:left w:w="0" w:type="dxa"/>
+          <w:bottom w:w="0" w:type="dxa"/>
+          <w:right w:w="0" w:type="dxa"/>
+        </w:tblCellMar>
+        <w:tblLook w:val="0000" w:firstRow="0" w:lastRow="0" w:firstColumn="0" w:lastColumn="0" w:noHBand="0" w:noVBand="0"/>
+      </w:tblPr>
+      <w:tblGrid>
+        <w:gridCol w:w="4680"/>
+        <w:gridCol w:w="4680"/>
+      </w:tblGrid>
+      <w:tr>
+        <w:trPr>
+          <w:cantSplit/>
+        </w:trPr>
+        <w:tc>
+          <w:tcPr>
+            <w:tcW w:w="4680" w:type="dxa"/>
+          </w:tcPr>
+          <w:p>
+            <w:pPr>
+              <w:spacing w:before="0" w:after="0" w:line="280" w:lineRule="exact"/>
+              <w:ind w:left="0" w:firstLine="0"/>
+              <w:jc w:val="left"/>
+            </w:pPr>
+          </w:p>
+        </w:tc>
+        <w:tc>
+          <w:tcPr>
+            <w:tcW w:w="4680" w:type="dxa"/>
+          </w:tcPr>
+          <w:p>
+            <w:pPr>
+              <w:pBdr>
+                <w:bottom w:val="single" w:sz="6" w:space="0" w:color="000000"/>
+              </w:pBdr>
+              <w:spacing w:before="0" w:after="0" w:line="280" w:lineRule="exact"/>
+              <w:ind w:left="0" w:firstLine="0"/>
+              <w:jc w:val="left"/>
+            </w:pPr>
+            <w:r>
+              <w:t xml:space="preserve">/s/ </w:t>
+            </w:r>
+            <w:r>
+              <w:t xml:space="preserve">Jane</w:t>
+            </w:r>
+            <w:r>
+              <w:t xml:space="preserve"> </w:t>
+            </w:r>
+            <w:r>
+              <w:t xml:space="preserve">Q.</w:t>
+            </w:r>
+            <w:r>
+              <w:t xml:space="preserve"> </w:t>
+            </w:r>
+            <w:r>
+              <w:t xml:space="preserve">Example</w:t>
+            </w:r>
+          </w:p>
+          <w:p>
+            <w:pPr>
+              <w:spacing w:before="0" w:after="0" w:line="280" w:lineRule="exact"/>
+              <w:ind w:left="0" w:firstLine="0"/>
+              <w:jc w:val="left"/>
+            </w:pPr>
+            <w:r>
+              <w:t xml:space="preserve">EXAMPLE</w:t>
+            </w:r>
+            <w:r>
+              <w:t xml:space="preserve"> </w:t>
+            </w:r>
+            <w:r>
+              <w:t xml:space="preserve">LAW</w:t>
+            </w:r>
+            <w:r>
+              <w:t xml:space="preserve"> </w:t>
+            </w:r>
+            <w:r>
+              <w:t xml:space="preserve">OFFICE,</w:t>
+            </w:r>
+            <w:r>
+              <w:t xml:space="preserve"> </w:t>
+            </w:r>
+            <w:r>
+              <w:t xml:space="preserve">PLLC</w:t>
+            </w:r>
+          </w:p>
+          <w:p>
+            <w:pPr>
+              <w:spacing w:before="0" w:after="0" w:line="280" w:lineRule="exact"/>
+              <w:ind w:left="0" w:firstLine="0"/>
+              <w:jc w:val="left"/>
+            </w:pPr>
+            <w:r>
+              <w:t xml:space="preserve">Jane</w:t>
+            </w:r>
+            <w:r>
+              <w:t xml:space="preserve"> </w:t>
+            </w:r>
+            <w:r>
+              <w:t xml:space="preserve">Q.</w:t>
+            </w:r>
+            <w:r>
+              <w:t xml:space="preserve"> </w:t>
+            </w:r>
+            <w:r>
+              <w:t xml:space="preserve">Example,</w:t>
+            </w:r>
+            <w:r>
+              <w:t xml:space="preserve"> </w:t>
+            </w:r>
+            <w:r>
+              <w:t xml:space="preserve">Esq.</w:t>
+            </w:r>
+          </w:p>
+          <w:p>
+            <w:pPr>
+              <w:spacing w:before="0" w:after="0" w:line="280" w:lineRule="exact"/>
+              <w:ind w:left="0" w:firstLine="0"/>
+              <w:jc w:val="left"/>
+            </w:pPr>
+            <w:r>
+              <w:t xml:space="preserve">100</w:t>
+            </w:r>
+            <w:r>
+              <w:t xml:space="preserve"> </w:t>
+            </w:r>
+            <w:r>
+              <w:t xml:space="preserve">Example</w:t>
+            </w:r>
+            <w:r>
+              <w:t xml:space="preserve"> </w:t>
+            </w:r>
+            <w:r>
+              <w:t xml:space="preserve">Street,</w:t>
+            </w:r>
+            <w:r>
+              <w:t xml:space="preserve"> </w:t>
+            </w:r>
+            <w:r>
+              <w:t xml:space="preserve">Suite</w:t>
+            </w:r>
+            <w:r>
+              <w:t xml:space="preserve"> </w:t>
+            </w:r>
+            <w:r>
+              <w:t xml:space="preserve">200</w:t>
+            </w:r>
+          </w:p>
+          <w:p>
+            <w:pPr>
+              <w:spacing w:before="0" w:after="0" w:line="280" w:lineRule="exact"/>
+              <w:ind w:left="0" w:firstLine="0"/>
+              <w:jc w:val="left"/>
+            </w:pPr>
+            <w:r>
+              <w:t xml:space="preserve">Lexington,</w:t>
+            </w:r>
+            <w:r>
+              <w:t xml:space="preserve"> </w:t>
+            </w:r>
+            <w:r>
+              <w:t xml:space="preserve">KY</w:t>
+            </w:r>
+            <w:r>
+              <w:t xml:space="preserve"> </w:t>
+            </w:r>
+            <w:r>
+              <w:t xml:space="preserve">40500</w:t>
+            </w:r>
+          </w:p>
+          <w:p>
+            <w:pPr>
+              <w:spacing w:before="0" w:after="0" w:line="280" w:lineRule="exact"/>
+              <w:ind w:left="0" w:firstLine="0"/>
+              <w:jc w:val="left"/>
+            </w:pPr>
+            <w:r>
+              <w:t xml:space="preserve">Telephone:</w:t>
+            </w:r>
+            <w:r>
+              <w:t xml:space="preserve"> </w:t>
+            </w:r>
+            <w:r>
+              <w:t xml:space="preserve">(000)</w:t>
+            </w:r>
+            <w:r>
+              <w:t xml:space="preserve"> </w:t>
+            </w:r>
+            <w:r>
+              <w:t xml:space="preserve">000</w:t>
+              <w:noBreakHyphen/>
+              <w:t xml:space="preserve">0000</w:t>
+            </w:r>
+          </w:p>
+          <w:p>
+            <w:pPr>
+              <w:spacing w:before="0" w:after="0" w:line="280" w:lineRule="exact"/>
+              <w:ind w:left="0" w:firstLine="0"/>
+              <w:jc w:val="left"/>
+            </w:pPr>
+            <w:r>
+              <w:t xml:space="preserve">Email:</w:t>
+            </w:r>
+            <w:r>
+              <w:t xml:space="preserve"> </w:t>
+            </w:r>
+            <w:r>
+              <w:t xml:space="preserve">jane@example.invalid</w:t>
+            </w:r>
+          </w:p>
+          <w:p>
+            <w:pPr>
+              <w:spacing w:before="0" w:after="0" w:line="280" w:lineRule="exact"/>
+              <w:ind w:left="0" w:firstLine="0"/>
+              <w:jc w:val="left"/>
+            </w:pPr>
+            <w:r>
+              <w:t xml:space="preserve">Counsel</w:t>
+            </w:r>
+            <w:r>
+              <w:t xml:space="preserve"> </w:t>
+            </w:r>
+            <w:r>
+              <w:t xml:space="preserve">for</w:t>
+            </w:r>
+            <w:r>
+              <w:t xml:space="preserve"> </w:t>
+            </w:r>
+            <w:r>
+              <w:t xml:space="preserve">Defendant</w:t>
+            </w:r>
+          </w:p>
+        </w:tc>
+      </w:tr>
+    </w:tbl>
     <w:sectPr>
       <w:footerReference w:type="default" r:id="rIdFooter1"/>
-      <w:footnotePr>
-        <w:numRestart w:val="eachSect"/>
-      </w:footnotePr>
       <w:pgSz w:w="12240" w:h="15840"/>
-      <w:pgMar w:top="1440" w:right="1440" w:bottom="1440" w:left="1440" w:header="720" w:footer="720" w:gutter="0"/>
+      <w:pgMar w:top="1440" w:right="1440" w:bottom="1440" w:left="1440" w:header="720" w:footer="432" w:gutter="0"/>
     </w:sectPr>
   </w:body>
 </w:document>
@@ -589,48 +1693,21 @@
 <w:ftr xmlns:w="http://schemas.openxmlformats.org/wordprocessingml/2006/main" xmlns:r="http://schemas.openxmlformats.org/officeDocument/2006/relationships">
   <w:p>
     <w:pPr>
-      <w:spacing w:before="0" w:after="0" w:line="240" w:lineRule="auto"/>
-      <w:ind w:firstLine="0"/>
       <w:jc w:val="center"/>
     </w:pPr>
     <w:r>
-      <w:rPr>
-        <w:rFonts w:ascii="EB Garamond" w:hAnsi="EB Garamond" w:eastAsia="EB Garamond" w:cs="EB Garamond"/>
-        <w:sz w:val="24"/>
-        <w:szCs w:val="24"/>
-      </w:rPr>
       <w:fldChar w:fldCharType="begin"/>
     </w:r>
     <w:r>
-      <w:rPr>
-        <w:rFonts w:ascii="EB Garamond" w:hAnsi="EB Garamond" w:eastAsia="EB Garamond" w:cs="EB Garamond"/>
-        <w:sz w:val="24"/>
-        <w:szCs w:val="24"/>
-      </w:rPr>
       <w:instrText xml:space="preserve"> PAGE </w:instrText>
     </w:r>
     <w:r>
-      <w:rPr>
-        <w:rFonts w:ascii="EB Garamond" w:hAnsi="EB Garamond" w:eastAsia="EB Garamond" w:cs="EB Garamond"/>
-        <w:sz w:val="24"/>
-        <w:szCs w:val="24"/>
-      </w:rPr>
       <w:fldChar w:fldCharType="separate"/>
     </w:r>
     <w:r>
-      <w:rPr>
-        <w:rFonts w:ascii="EB Garamond" w:hAnsi="EB Garamond" w:eastAsia="EB Garamond" w:cs="EB Garamond"/>
-        <w:sz w:val="24"/>
-        <w:szCs w:val="24"/>
-      </w:rPr>
       <w:t>1</w:t>
     </w:r>
     <w:r>
-      <w:rPr>
-        <w:rFonts w:ascii="EB Garamond" w:hAnsi="EB Garamond" w:eastAsia="EB Garamond" w:cs="EB Garamond"/>
-        <w:sz w:val="24"/>
-        <w:szCs w:val="24"/>
-      </w:rPr>
       <w:fldChar w:fldCharType="end"/>
     </w:r>
   </w:p>
@@ -753,123 +1830,8 @@
       </w:pPr>
     </w:lvl>
   </w:abstractNum>
-  <w:abstractNum w:abstractNumId="99711">
-    <w:nsid w:val="00A99711"/>
-    <w:multiLevelType w:val="multilevel"/>
-    <w:lvl w:ilvl="0">
-      <w:start w:val="1"/>
-      <w:numFmt w:val="lowerLetter"/>
-      <w:lvlText w:val="%1."/>
-      <w:lvlJc w:val="left"/>
-      <w:pPr>
-        <w:ind w:left="720" w:hanging="360"/>
-      </w:pPr>
-    </w:lvl>
-    <w:lvl w:ilvl="1">
-      <w:start w:val="1"/>
-      <w:numFmt w:val="lowerLetter"/>
-      <w:lvlText w:val="%2."/>
-      <w:lvlJc w:val="left"/>
-      <w:pPr>
-        <w:ind w:left="1440" w:hanging="360"/>
-      </w:pPr>
-    </w:lvl>
-    <w:lvl w:ilvl="2">
-      <w:start w:val="1"/>
-      <w:numFmt w:val="lowerLetter"/>
-      <w:lvlText w:val="%3."/>
-      <w:lvlJc w:val="left"/>
-      <w:pPr>
-        <w:ind w:left="2160" w:hanging="360"/>
-      </w:pPr>
-    </w:lvl>
-    <w:lvl w:ilvl="3">
-      <w:start w:val="1"/>
-      <w:numFmt w:val="lowerLetter"/>
-      <w:lvlText w:val="%4."/>
-      <w:lvlJc w:val="left"/>
-      <w:pPr>
-        <w:ind w:left="2880" w:hanging="360"/>
-      </w:pPr>
-    </w:lvl>
-    <w:lvl w:ilvl="4">
-      <w:start w:val="1"/>
-      <w:numFmt w:val="lowerLetter"/>
-      <w:lvlText w:val="%5."/>
-      <w:lvlJc w:val="left"/>
-      <w:pPr>
-        <w:ind w:left="3600" w:hanging="360"/>
-      </w:pPr>
-    </w:lvl>
-    <w:lvl w:ilvl="5">
-      <w:start w:val="1"/>
-      <w:numFmt w:val="lowerLetter"/>
-      <w:lvlText w:val="%6."/>
-      <w:lvlJc w:val="left"/>
-      <w:pPr>
-        <w:ind w:left="4320" w:hanging="360"/>
-      </w:pPr>
-    </w:lvl>
-    <w:lvl w:ilvl="6">
-      <w:start w:val="1"/>
-      <w:numFmt w:val="lowerLetter"/>
-      <w:lvlText w:val="%7."/>
-      <w:lvlJc w:val="left"/>
-      <w:pPr>
-        <w:ind w:left="5040" w:hanging="360"/>
-      </w:pPr>
-    </w:lvl>
-    <w:lvl w:ilvl="7">
-      <w:start w:val="1"/>
-      <w:numFmt w:val="lowerLetter"/>
-      <w:lvlText w:val="%8."/>
-      <w:lvlJc w:val="left"/>
-      <w:pPr>
-        <w:ind w:left="5760" w:hanging="360"/>
-      </w:pPr>
-    </w:lvl>
-    <w:lvl w:ilvl="8">
-      <w:start w:val="1"/>
-      <w:numFmt w:val="lowerLetter"/>
-      <w:lvlText w:val="%9."/>
-      <w:lvlJc w:val="left"/>
-      <w:pPr>
-        <w:ind w:left="6480" w:hanging="360"/>
-      </w:pPr>
-    </w:lvl>
-  </w:abstractNum>
   <w:num w:numId="1000">
     <w:abstractNumId w:val="990"/>
-  </w:num>
-  <w:num w:numId="1001">
-    <w:abstractNumId w:val="99711"/>
-    <w:lvlOverride w:ilvl="0">
-      <w:startOverride w:val="1"/>
-    </w:lvlOverride>
-    <w:lvlOverride w:ilvl="1">
-      <w:startOverride w:val="1"/>
-    </w:lvlOverride>
-    <w:lvlOverride w:ilvl="2">
-      <w:startOverride w:val="1"/>
-    </w:lvlOverride>
-    <w:lvlOverride w:ilvl="3">
-      <w:startOverride w:val="1"/>
-    </w:lvlOverride>
-    <w:lvlOverride w:ilvl="4">
-      <w:startOverride w:val="1"/>
-    </w:lvlOverride>
-    <w:lvlOverride w:ilvl="5">
-      <w:startOverride w:val="1"/>
-    </w:lvlOverride>
-    <w:lvlOverride w:ilvl="6">
-      <w:startOverride w:val="1"/>
-    </w:lvlOverride>
-    <w:lvlOverride w:ilvl="7">
-      <w:startOverride w:val="1"/>
-    </w:lvlOverride>
-    <w:lvlOverride w:ilvl="8">
-      <w:startOverride w:val="1"/>
-    </w:lvlOverride>
   </w:num>
 </w:numbering>
 </file>
@@ -879,19 +1841,47 @@
   <w:docDefaults>
     <w:rPrDefault>
       <w:rPr>
-        <w:rFonts w:ascii="EB Garamond" w:hAnsi="EB Garamond" w:eastAsia="EB Garamond" w:cs="EB Garamond"/>
-        <w:sz w:val="26"/>
-        <w:szCs w:val="26"/>
-        <w:lang w:val="en-US"/>
+        <w:rFonts w:ascii="Times New Roman" w:hAnsi="Times New Roman" w:eastAsia="Times New Roman" w:cs="Times New Roman"/>
+        <w:sz w:val="24"/>
+        <w:szCs w:val="24"/>
+        <w:lang w:val="en-US" w:eastAsia="zh-CN" w:bidi="ar-SA"/>
       </w:rPr>
     </w:rPrDefault>
     <w:pPrDefault>
       <w:pPr>
-        <w:spacing w:before="0" w:after="0" w:line="480" w:lineRule="exact"/>
+        <w:widowControl/>
+        <w:spacing w:after="0"/>
       </w:pPr>
     </w:pPrDefault>
   </w:docDefaults>
   <w:latentStyles w:defLockedState="0" w:defUIPriority="0" w:defSemiHidden="0" w:defUnhideWhenUsed="0" w:defQFormat="0" w:count="276"/>
+  <w:style w:type="paragraph" w:default="1" w:styleId="Normal">
+    <w:name w:val="Normal"/>
+    <w:qFormat/>
+  </w:style>
+  <w:style w:type="paragraph" w:styleId="BodyText">
+    <w:name w:val="Body Text"/>
+    <w:basedOn w:val="Normal"/>
+    <w:qFormat/>
+    <w:pPr>
+      <w:spacing w:before="0" w:after="240" w:line="280" w:lineRule="exact"/>
+      <w:ind w:firstLine="720"/>
+    </w:pPr>
+  </w:style>
+  <w:style w:type="paragraph" w:customStyle="1" w:styleId="FirstParagraph">
+    <w:name w:val="First Paragraph"/>
+    <w:basedOn w:val="BodyText"/>
+    <w:next w:val="BodyText"/>
+    <w:qFormat/>
+  </w:style>
+  <w:style w:type="paragraph" w:customStyle="1" w:styleId="Compact">
+    <w:name w:val="Compact"/>
+    <w:basedOn w:val="BodyText"/>
+    <w:qFormat/>
+    <w:pPr>
+      <w:spacing w:before="36" w:after="36"/>
+    </w:pPr>
+  </w:style>
   <w:style w:type="paragraph" w:styleId="Title">
     <w:name w:val="Title"/>
     <w:basedOn w:val="Normal"/>
@@ -1024,6 +2014,68 @@
     <w:qFormat/>
     <w:pPr/>
     <w:rPr/>
+  </w:style>
+  <w:style w:type="paragraph" w:styleId="Heading1">
+    <w:name w:val="heading 1"/>
+    <w:basedOn w:val="Normal"/>
+    <w:next w:val="BodyText"/>
+    <w:qFormat/>
+    <w:pPr>
+      <w:keepNext/>
+      <w:keepLines/>
+      <w:spacing w:before="0" w:after="240" w:line="280" w:lineRule="exact"/>
+      <w:ind w:firstLine="0"/>
+      <w:jc w:val="center"/>
+      <w:outlineLvl w:val="0"/>
+    </w:pPr>
+    <w:rPr>
+      <w:b/>
+      <w:bCs/>
+      <w:color w:val="000000"/>
+      <w:sz w:val="24"/>
+      <w:szCs w:val="24"/>
+    </w:rPr>
+  </w:style>
+  <w:style w:type="paragraph" w:styleId="Heading2">
+    <w:name w:val="heading 2"/>
+    <w:basedOn w:val="Normal"/>
+    <w:next w:val="BodyText"/>
+    <w:qFormat/>
+    <w:pPr>
+      <w:keepNext/>
+      <w:keepLines/>
+      <w:spacing w:before="0" w:after="240" w:line="280" w:lineRule="exact"/>
+      <w:ind w:firstLine="0"/>
+      <w:jc w:val="center"/>
+      <w:outlineLvl w:val="1"/>
+    </w:pPr>
+    <w:rPr>
+      <w:b/>
+      <w:bCs/>
+      <w:color w:val="000000"/>
+      <w:sz w:val="24"/>
+      <w:szCs w:val="24"/>
+    </w:rPr>
+  </w:style>
+  <w:style w:type="paragraph" w:styleId="Heading3">
+    <w:name w:val="heading 3"/>
+    <w:basedOn w:val="Normal"/>
+    <w:next w:val="BodyText"/>
+    <w:qFormat/>
+    <w:pPr>
+      <w:keepNext/>
+      <w:keepLines/>
+      <w:spacing w:before="0" w:after="240" w:line="280" w:lineRule="exact"/>
+      <w:ind w:firstLine="0"/>
+      <w:outlineLvl w:val="2"/>
+    </w:pPr>
+    <w:rPr>
+      <w:b/>
+      <w:bCs/>
+      <w:color w:val="000000"/>
+      <w:sz w:val="24"/>
+      <w:szCs w:val="24"/>
+    </w:rPr>
   </w:style>
   <w:style w:type="paragraph" w:styleId="Heading4">
     <w:name w:val="heading 4"/>
@@ -1038,14 +2090,18 @@
     <w:pPr>
       <w:keepNext/>
       <w:keepLines/>
-      <w:spacing w:before="80" w:after="40"/>
+      <w:spacing w:before="240" w:after="120" w:line="280" w:lineRule="exact"/>
+      <w:ind w:firstLine="0"/>
       <w:outlineLvl w:val="3"/>
     </w:pPr>
     <w:rPr>
-      <w:rFonts w:eastAsiaTheme="majorEastAsia" w:cstheme="majorBidi"/>
+      <w:rFonts w:ascii="Times New Roman" w:hAnsi="Times New Roman" w:eastAsia="Times New Roman" w:cs="Times New Roman"/>
+      <w:b/>
+      <w:bCs/>
       <w:i/>
-      <w:iCs/>
-      <w:color w:val="0F4761" w:themeColor="accent1" w:themeShade="BF"/>
+      <w:color w:val="000000"/>
+      <w:sz w:val="24"/>
+      <w:szCs w:val="24"/>
     </w:rPr>
   </w:style>
   <w:style w:type="paragraph" w:styleId="Heading5">
@@ -1061,12 +2117,18 @@
     <w:pPr>
       <w:keepNext/>
       <w:keepLines/>
-      <w:spacing w:before="80" w:after="40"/>
+      <w:spacing w:before="240" w:after="120" w:line="280" w:lineRule="exact"/>
+      <w:ind w:firstLine="0"/>
       <w:outlineLvl w:val="4"/>
     </w:pPr>
     <w:rPr>
-      <w:rFonts w:eastAsiaTheme="majorEastAsia" w:cstheme="majorBidi"/>
-      <w:color w:val="0F4761" w:themeColor="accent1" w:themeShade="BF"/>
+      <w:rFonts w:ascii="Times New Roman" w:hAnsi="Times New Roman" w:eastAsia="Times New Roman" w:cs="Times New Roman"/>
+      <w:b/>
+      <w:bCs/>
+      <w:i/>
+      <w:color w:val="000000"/>
+      <w:sz w:val="24"/>
+      <w:szCs w:val="24"/>
     </w:rPr>
   </w:style>
   <w:style w:type="paragraph" w:styleId="Heading6">
@@ -1276,6 +2338,15 @@
       <w:color w:val="272727" w:themeColor="text1" w:themeTint="D8"/>
     </w:rPr>
   </w:style>
+  <w:style w:type="paragraph" w:customStyle="1" w:styleId="ListItem">
+    <w:name w:val="List Item"/>
+    <w:basedOn w:val="BodyText"/>
+    <w:qFormat/>
+    <w:pPr>
+      <w:spacing w:before="0" w:after="0" w:line="280" w:lineRule="exact"/>
+      <w:ind w:left="720" w:hanging="720"/>
+    </w:pPr>
+  </w:style>
   <w:style w:type="paragraph" w:styleId="BlockText">
     <w:name w:val="Block Text"/>
     <w:basedOn w:val="BodyText"/>
@@ -1284,9 +2355,25 @@
     <w:unhideWhenUsed/>
     <w:qFormat/>
     <w:pPr>
-      <w:spacing w:before="100" w:after="100"/>
-      <w:ind w:firstLine="0" w:left="480" w:right="480"/>
-    </w:pPr>
+      <w:spacing w:before="280" w:after="280" w:line="280" w:lineRule="exact"/>
+      <w:ind w:firstLine="0" w:left="720" w:right="720"/>
+    </w:pPr>
+  </w:style>
+  <w:style w:type="paragraph" w:styleId="FootnoteText">
+    <w:name w:val="Footnote Text"/>
+    <w:basedOn w:val="Normal"/>
+    <w:next w:val="FootnoteText"/>
+    <w:uiPriority w:val="9"/>
+    <w:unhideWhenUsed/>
+    <w:qFormat/>
+    <w:pPr>
+      <w:widowControl/>
+      <w:spacing w:before="0" w:after="120" w:line="280" w:lineRule="exact"/>
+    </w:pPr>
+    <w:rPr>
+      <w:sz w:val="24"/>
+      <w:szCs w:val="24"/>
+    </w:rPr>
   </w:style>
   <w:style w:type="paragraph" w:styleId="FootnoteBlockText">
     <w:name w:val="Footnote Block Text"/>
@@ -1296,8 +2383,8 @@
     <w:unhideWhenUsed/>
     <w:qFormat/>
     <w:pPr>
-      <w:spacing w:before="100" w:after="100"/>
-      <w:ind w:firstLine="0" w:left="480" w:right="480"/>
+      <w:spacing w:before="280" w:after="280"/>
+      <w:ind w:firstLine="0" w:left="720" w:right="720"/>
     </w:pPr>
   </w:style>
   <w:style w:type="character" w:default="1" w:styleId="DefaultParagraphFont">
@@ -1305,6 +2392,28 @@
     <w:semiHidden/>
     <w:unhideWhenUsed/>
   </w:style>
+  <w:style w:type="table" w:default="1" w:styleId="Table">
+    <w:name w:val="Table"/>
+    <w:basedOn w:val="TableNormal"/>
+    <w:qFormat/>
+    <w:tblPr>
+      <w:tblInd w:w="0" w:type="dxa"/>
+      <w:tblCellMar>
+        <w:top w:w="0" w:type="dxa"/>
+        <w:left w:w="108" w:type="dxa"/>
+        <w:bottom w:w="0" w:type="dxa"/>
+        <w:right w:w="108" w:type="dxa"/>
+      </w:tblCellMar>
+    </w:tblPr>
+    <w:tblStylePr w:type="firstRow">
+      <w:tcPr>
+        <w:tcBorders>
+          <w:bottom w:val="single"/>
+        </w:tcBorders>
+        <w:vAlign w:val="bottom"/>
+      </w:tcPr>
+    </w:tblStylePr>
+  </w:style>
   <w:style w:type="paragraph" w:customStyle="1" w:styleId="DefinitionTerm">
     <w:name w:val="Definition Term"/>
     <w:basedOn w:val="Normal"/>
@@ -1383,7 +2492,7 @@
     <w:name w:val="Hyperlink"/>
     <w:basedOn w:val="BodyTextChar"/>
     <w:rPr>
-      <w:color w:val="4F81BD" w:themeColor="accent1"/>
+      <w:color w:val="000000"/>
     </w:rPr>
   </w:style>
   <w:style w:type="paragraph" w:styleId="TOCHeading">
@@ -1404,217 +2513,51 @@
       <w:color w:val="365F91" w:themeColor="accent1" w:themeShade="BF"/>
     </w:rPr>
   </w:style>
-  <w:style w:type="paragraph" w:default="1" w:styleId="Normal">
-    <w:name w:val="Normal"/>
-    <w:qFormat/>
-    <w:pPr>
-      <w:spacing w:before="0" w:after="0" w:line="480" w:lineRule="exact"/>
-      <w:ind w:firstLine="0"/>
-      <w:jc w:val="left"/>
-    </w:pPr>
-    <w:rPr>
-      <w:rFonts w:ascii="EB Garamond" w:hAnsi="EB Garamond" w:eastAsia="EB Garamond" w:cs="EB Garamond"/>
-      <w:sz w:val="26"/>
-      <w:szCs w:val="26"/>
-    </w:rPr>
-  </w:style>
-  <w:style w:type="paragraph" w:styleId="BodyText">
-    <w:name w:val="Body Text"/>
-    <w:basedOn w:val="Normal"/>
-    <w:qFormat/>
-    <w:pPr>
-      <w:spacing w:before="0" w:after="0" w:line="480" w:lineRule="exact"/>
-      <w:ind w:firstLine="720"/>
-    </w:pPr>
-  </w:style>
-  <w:style w:type="paragraph" w:styleId="FirstParagraph">
-    <w:name w:val="First Paragraph"/>
-    <w:basedOn w:val="BodyText"/>
-    <w:next w:val="BodyText"/>
-    <w:qFormat/>
-    <w:pPr>
-      <w:spacing w:before="0" w:after="0" w:line="480" w:lineRule="exact"/>
-      <w:ind w:firstLine="720"/>
-    </w:pPr>
-  </w:style>
-  <w:style w:type="paragraph" w:styleId="Compact">
-    <w:name w:val="Compact"/>
+  <w:style w:type="paragraph" w:customStyle="1" w:styleId="BodyTextNote">
+    <w:name w:val="Body Text Note"/>
     <w:basedOn w:val="BodyText"/>
     <w:qFormat/>
     <w:pPr>
-      <w:spacing w:before="0" w:after="0" w:line="480" w:lineRule="exact"/>
-      <w:ind w:firstLine="0"/>
-    </w:pPr>
-  </w:style>
-  <w:style w:type="paragraph" w:styleId="Heading1">
-    <w:name w:val="heading 1"/>
-    <w:basedOn w:val="Normal"/>
-    <w:next w:val="BodyText"/>
-    <w:qFormat/>
-    <w:pPr>
-      <w:keepNext/>
-      <w:keepLines/>
-      <w:spacing w:before="240" w:after="240" w:line="480" w:lineRule="exact"/>
-      <w:ind w:firstLine="0"/>
-      <w:jc w:val="center"/>
-      <w:outlineLvl w:val="0"/>
-    </w:pPr>
-    <w:rPr>
-      <w:b/>
-      <w:bCs/>
-      <w:caps/>
-      <w:color w:val="000000"/>
-      <w:rFonts w:ascii="EB Garamond" w:hAnsi="EB Garamond" w:eastAsia="EB Garamond" w:cs="EB Garamond"/>
-      <w:sz w:val="26"/>
-      <w:szCs w:val="26"/>
-    </w:rPr>
-  </w:style>
-  <w:style w:type="paragraph" w:styleId="Heading2">
-    <w:name w:val="heading 2"/>
-    <w:basedOn w:val="Normal"/>
-    <w:next w:val="BodyText"/>
-    <w:qFormat/>
-    <w:pPr>
-      <w:keepNext/>
-      <w:keepLines/>
-      <w:spacing w:before="240" w:after="240" w:line="480" w:lineRule="exact"/>
-      <w:ind w:firstLine="0"/>
-      <w:jc w:val="center"/>
-      <w:outlineLvl w:val="1"/>
-    </w:pPr>
-    <w:rPr>
-      <w:b/>
-      <w:bCs/>
-      <w:color w:val="000000"/>
-      <w:rFonts w:ascii="EB Garamond" w:hAnsi="EB Garamond" w:eastAsia="EB Garamond" w:cs="EB Garamond"/>
-      <w:sz w:val="26"/>
-      <w:szCs w:val="26"/>
-    </w:rPr>
-  </w:style>
-  <w:style w:type="paragraph" w:styleId="Heading3">
-    <w:name w:val="heading 3"/>
-    <w:basedOn w:val="Normal"/>
-    <w:next w:val="BodyText"/>
-    <w:qFormat/>
-    <w:pPr>
-      <w:keepNext/>
-      <w:keepLines/>
-      <w:spacing w:before="240" w:after="240" w:line="480" w:lineRule="exact"/>
-      <w:ind w:firstLine="0"/>
-      <w:jc w:val="left"/>
-      <w:outlineLvl w:val="2"/>
-    </w:pPr>
-    <w:rPr>
-      <w:b/>
-      <w:bCs/>
-      <w:color w:val="000000"/>
-      <w:rFonts w:ascii="EB Garamond" w:hAnsi="EB Garamond" w:eastAsia="EB Garamond" w:cs="EB Garamond"/>
-      <w:sz w:val="26"/>
-      <w:szCs w:val="26"/>
-    </w:rPr>
-  </w:style>
-  <w:style w:type="paragraph" w:styleId="FootnoteText">
-    <w:name w:val="footnote text"/>
-    <w:basedOn w:val="Normal"/>
-    <w:pPr>
-      <w:spacing w:before="0" w:after="120" w:line="240" w:lineRule="auto"/>
-      <w:ind w:firstLine="0"/>
-      <w:jc w:val="left"/>
-    </w:pPr>
-    <w:rPr>
-      <w:rFonts w:ascii="EB Garamond" w:hAnsi="EB Garamond" w:eastAsia="EB Garamond" w:cs="EB Garamond"/>
-      <w:sz w:val="26"/>
-      <w:szCs w:val="26"/>
-    </w:rPr>
-  </w:style>
-  <w:style w:type="paragraph" w:customStyle="1" w:styleId="Single">
-    <w:name w:val="Single"/>
-    <w:basedOn w:val="Normal"/>
-    <w:qFormat/>
-    <w:pPr>
-      <w:spacing w:before="0" w:after="0" w:line="240" w:lineRule="auto"/>
-      <w:ind w:firstLine="0"/>
-    </w:pPr>
-  </w:style>
-  <w:style w:type="paragraph" w:customStyle="1" w:styleId="Centered">
-    <w:name w:val="Centered"/>
-    <w:basedOn w:val="Single"/>
-    <w:qFormat/>
-    <w:pPr>
-      <w:jc w:val="center"/>
-    </w:pPr>
-  </w:style>
-  <w:style w:type="paragraph" w:customStyle="1" w:styleId="CenteredBody">
-    <w:name w:val="Centered Body"/>
-    <w:basedOn w:val="Normal"/>
-    <w:qFormat/>
-    <w:pPr>
-      <w:spacing w:before="0" w:after="0" w:line="480" w:lineRule="exact"/>
-      <w:ind w:firstLine="0"/>
-      <w:jc w:val="center"/>
-    </w:pPr>
-  </w:style>
-  <w:style w:type="paragraph" w:customStyle="1" w:styleId="CaptionDesignation">
-    <w:name w:val="Caption Designation"/>
-    <w:basedOn w:val="Single"/>
-    <w:qFormat/>
-    <w:pPr>
-      <w:ind w:left="2592" w:firstLine="0"/>
-    </w:pPr>
-  </w:style>
-  <w:style w:type="paragraph" w:customStyle="1" w:styleId="Signature">
-    <w:name w:val="Signature"/>
-    <w:basedOn w:val="Single"/>
-    <w:qFormat/>
-    <w:pPr>
-      <w:tabs>
-        <w:tab w:val="left" w:pos="4608"/>
-      </w:tabs>
-      <w:ind w:firstLine="0"/>
-    </w:pPr>
-  </w:style>
-  <w:style w:type="paragraph" w:customStyle="1" w:styleId="SignatureBlock">
-    <w:name w:val="Signature Block"/>
-    <w:basedOn w:val="Single"/>
-    <w:qFormat/>
-    <w:pPr>
-      <w:ind w:left="4608" w:firstLine="0"/>
-    </w:pPr>
-  </w:style>
-  <w:style w:type="table" w:default="1" w:styleId="Table">
-    <w:name w:val="Table"/>
-    <w:basedOn w:val="TableNormal"/>
-    <w:qFormat/>
-    <w:pPr>
-      <w:spacing w:before="0" w:after="0" w:line="240" w:lineRule="auto"/>
-    </w:pPr>
-    <w:tblPr>
-      <w:tblInd w:w="0" w:type="dxa"/>
-      <w:tblBorders>
-        <w:top w:val="nil"/>
-        <w:left w:val="nil"/>
-        <w:bottom w:val="single" w:sz="4" w:space="0" w:color="000000"/>
-        <w:right w:val="nil"/>
-        <w:insideH w:val="single" w:sz="4" w:space="0" w:color="000000"/>
-        <w:insideV w:val="single" w:sz="4" w:space="0" w:color="000000"/>
-      </w:tblBorders>
-      <w:tblCellMar>
-        <w:top w:w="0" w:type="dxa"/>
-        <w:left w:w="108" w:type="dxa"/>
-        <w:bottom w:w="0" w:type="dxa"/>
-        <w:right w:w="108" w:type="dxa"/>
-      </w:tblCellMar>
-    </w:tblPr>
-  </w:style>
-  <w:style w:type="paragraph" w:customStyle="1" w:styleId="CaptionDesignation">
-    <w:name w:val="CaptionDesignation"/>
+      <w:widowControl w:val="0"/>
+    </w:pPr>
+  </w:style>
+  <w:style w:type="paragraph" w:customStyle="1" w:styleId="NumberedPara">
+    <w:name w:val="Numbered Para"/>
     <w:basedOn w:val="BodyText"/>
     <w:qFormat/>
-  </w:style>
-  <w:style w:type="paragraph" w:customStyle="1" w:styleId="SignatureBlock">
-    <w:name w:val="SignatureBlock"/>
+    <w:pPr>
+      <w:tabs>
+        <w:tab w:val="left" w:pos="864"/>
+      </w:tabs>
+      <w:ind w:left="864" w:hanging="504"/>
+    </w:pPr>
+  </w:style>
+  <w:style w:type="paragraph" w:customStyle="1" w:styleId="NumberedParaNote">
+    <w:name w:val="Numbered Para Note"/>
+    <w:basedOn w:val="NumberedPara"/>
+    <w:qFormat/>
+    <w:pPr>
+      <w:widowControl w:val="0"/>
+    </w:pPr>
+  </w:style>
+  <w:style w:type="paragraph" w:customStyle="1" w:styleId="BulletItem">
+    <w:name w:val="Bullet Item"/>
     <w:basedOn w:val="BodyText"/>
     <w:qFormat/>
+    <w:pPr>
+      <w:tabs>
+        <w:tab w:val="left" w:pos="1296"/>
+      </w:tabs>
+      <w:ind w:left="1296" w:hanging="576"/>
+    </w:pPr>
+  </w:style>
+  <w:style w:type="paragraph" w:customStyle="1" w:styleId="BulletItemNote">
+    <w:name w:val="Bullet Item Note"/>
+    <w:basedOn w:val="BulletItem"/>
+    <w:qFormat/>
+    <w:pPr>
+      <w:widowControl w:val="0"/>
+    </w:pPr>
   </w:style>
   <w:style w:type="paragraph" w:customStyle="1" w:styleId="SourceCode">
     <w:name w:val="Source Code"/>
